--- a/flow/20230927_hours/тропарі-святкові/тропарі-святкові-04-ГР.docx
+++ b/flow/20230927_hours/тропарі-святкові/тропарі-святкові-04-ГР.docx
@@ -4,7 +4,7 @@
   <w:body>
     <w:p>
       <w:pPr>
-        <w:pStyle w:val="2"/>
+        <w:pStyle w:val="Heading2"/>
         <w:rPr>
           <w:rFonts w:ascii="Times New Roman" w:eastAsia="Times New Roman" w:hAnsi="Times New Roman" w:cs="Times New Roman"/>
           <w:b w:val="0"/>
@@ -37,7 +37,7 @@
     </w:p>
     <w:p>
       <w:pPr>
-        <w:pStyle w:val="2"/>
+        <w:pStyle w:val="Heading2"/>
         <w:rPr>
           <w:highlight w:val="white"/>
         </w:rPr>
@@ -121,51 +121,37 @@
           <w:color w:val="000000"/>
           <w:sz w:val="24"/>
           <w:szCs w:val="24"/>
-          <w:lang w:val="en-US"/>
-        </w:rPr>
-      </w:pPr>
-      <w:r>
-        <w:rPr>
-          <w:rFonts w:ascii="Times New Roman" w:eastAsia="Times New Roman" w:hAnsi="Times New Roman" w:cs="Times New Roman"/>
-          <w:i/>
-          <w:iCs/>
-          <w:color w:val="FF4400"/>
-          <w:sz w:val="24"/>
-          <w:szCs w:val="24"/>
-        </w:rPr>
-        <w:t>Кондак (г. 8):</w:t>
-      </w:r>
-      <w:r>
-        <w:rPr>
-          <w:rFonts w:ascii="Times New Roman" w:eastAsia="Times New Roman" w:hAnsi="Times New Roman" w:cs="Times New Roman"/>
-          <w:color w:val="000000"/>
-          <w:sz w:val="24"/>
-          <w:szCs w:val="24"/>
-        </w:rPr>
-        <w:t xml:space="preserve"> </w:t>
-      </w:r>
-      <w:r>
-        <w:rPr>
-          <w:rFonts w:ascii="Times New Roman" w:eastAsia="Times New Roman" w:hAnsi="Times New Roman" w:cs="Times New Roman"/>
-          <w:color w:val="000000"/>
-          <w:sz w:val="24"/>
-          <w:szCs w:val="24"/>
-          <w:lang w:val="en-US"/>
-        </w:rPr>
-        <w:t>Lorem ipsum</w:t>
-      </w:r>
-    </w:p>
-    <w:p>
-      <w:pPr>
-        <w:pStyle w:val="2"/>
+        </w:rPr>
+      </w:pPr>
+      <w:r>
+        <w:rPr>
+          <w:rFonts w:ascii="Times New Roman" w:eastAsia="Times New Roman" w:hAnsi="Times New Roman" w:cs="Times New Roman"/>
+          <w:i/>
+          <w:iCs/>
+          <w:color w:val="FF4400"/>
+          <w:sz w:val="24"/>
+          <w:szCs w:val="24"/>
+        </w:rPr>
+        <w:t xml:space="preserve">Кондак (г. 2): </w:t>
+      </w:r>
+      <w:r>
+        <w:rPr>
+          <w:rFonts w:ascii="Times New Roman" w:eastAsia="Times New Roman" w:hAnsi="Times New Roman" w:cs="Times New Roman"/>
+          <w:color w:val="000000"/>
+          <w:sz w:val="24"/>
+          <w:szCs w:val="24"/>
+        </w:rPr>
+        <w:t>Ра́дуватися мироно́сицям повелі́в Ти,* плач прама́тері Є́ви втихомири́в Ти воскресі́нням Твої́м, Хри́сте Бо́же,* апо́столам же Твої́м пропові́дувати повелі́в Ти:* Спас воскре́с із гро́бу.</w:t>
+      </w:r>
+    </w:p>
+    <w:p>
+      <w:pPr>
+        <w:pStyle w:val="Heading2"/>
         <w:rPr>
           <w:highlight w:val="white"/>
         </w:rPr>
       </w:pPr>
       <w:r>
-        <w:rPr>
-          <w:lang w:val="en-US"/>
-        </w:rPr>
         <w:t>20</w:t>
       </w:r>
       <w:r>
@@ -207,7 +193,6 @@
           <w:color w:val="FF4400"/>
           <w:sz w:val="24"/>
           <w:szCs w:val="24"/>
-          <w:lang w:val="en-US"/>
         </w:rPr>
         <w:t>2</w:t>
       </w:r>
@@ -241,51 +226,37 @@
           <w:color w:val="000000"/>
           <w:sz w:val="24"/>
           <w:szCs w:val="24"/>
-          <w:lang w:val="en-US"/>
-        </w:rPr>
-      </w:pPr>
-      <w:r>
-        <w:rPr>
-          <w:rFonts w:ascii="Times New Roman" w:eastAsia="Times New Roman" w:hAnsi="Times New Roman" w:cs="Times New Roman"/>
-          <w:i/>
-          <w:iCs/>
-          <w:color w:val="FF4400"/>
-          <w:sz w:val="24"/>
-          <w:szCs w:val="24"/>
-        </w:rPr>
-        <w:t>Кондак (г. 8):</w:t>
-      </w:r>
-      <w:r>
-        <w:rPr>
-          <w:rFonts w:ascii="Times New Roman" w:eastAsia="Times New Roman" w:hAnsi="Times New Roman" w:cs="Times New Roman"/>
-          <w:color w:val="000000"/>
-          <w:sz w:val="24"/>
-          <w:szCs w:val="24"/>
-        </w:rPr>
-        <w:t xml:space="preserve"> </w:t>
-      </w:r>
-      <w:r>
-        <w:rPr>
-          <w:rFonts w:ascii="Times New Roman" w:eastAsia="Times New Roman" w:hAnsi="Times New Roman" w:cs="Times New Roman"/>
-          <w:color w:val="000000"/>
-          <w:sz w:val="24"/>
-          <w:szCs w:val="24"/>
-          <w:lang w:val="en-US"/>
-        </w:rPr>
-        <w:t>Lorem ipsum</w:t>
-      </w:r>
-    </w:p>
-    <w:p>
-      <w:pPr>
-        <w:pStyle w:val="2"/>
+        </w:rPr>
+      </w:pPr>
+      <w:r>
+        <w:rPr>
+          <w:rFonts w:ascii="Times New Roman" w:eastAsia="Times New Roman" w:hAnsi="Times New Roman" w:cs="Times New Roman"/>
+          <w:i/>
+          <w:iCs/>
+          <w:color w:val="FF4400"/>
+          <w:sz w:val="24"/>
+          <w:szCs w:val="24"/>
+        </w:rPr>
+        <w:t xml:space="preserve">Кондак (г. 2): </w:t>
+      </w:r>
+      <w:r>
+        <w:rPr>
+          <w:rFonts w:ascii="Times New Roman" w:eastAsia="Times New Roman" w:hAnsi="Times New Roman" w:cs="Times New Roman"/>
+          <w:color w:val="000000"/>
+          <w:sz w:val="24"/>
+          <w:szCs w:val="24"/>
+        </w:rPr>
+        <w:t>Ра́дуватися мироно́сицям повелі́в Ти,* плач прама́тері Є́ви втихомири́в Ти воскресі́нням Твої́м, Хри́сте Бо́же,* апо́столам же Твої́м пропові́дувати повелі́в Ти:* Спас воскре́с із гро́бу.</w:t>
+      </w:r>
+    </w:p>
+    <w:p>
+      <w:pPr>
+        <w:pStyle w:val="Heading2"/>
         <w:rPr>
           <w:highlight w:val="white"/>
         </w:rPr>
       </w:pPr>
       <w:r>
-        <w:rPr>
-          <w:lang w:val="en-US"/>
-        </w:rPr>
         <w:t>21</w:t>
       </w:r>
       <w:r>
@@ -327,7 +298,6 @@
           <w:color w:val="FF4400"/>
           <w:sz w:val="24"/>
           <w:szCs w:val="24"/>
-          <w:lang w:val="en-US"/>
         </w:rPr>
         <w:t>2</w:t>
       </w:r>
@@ -361,51 +331,37 @@
           <w:color w:val="000000"/>
           <w:sz w:val="24"/>
           <w:szCs w:val="24"/>
-          <w:lang w:val="en-US"/>
-        </w:rPr>
-      </w:pPr>
-      <w:r>
-        <w:rPr>
-          <w:rFonts w:ascii="Times New Roman" w:eastAsia="Times New Roman" w:hAnsi="Times New Roman" w:cs="Times New Roman"/>
-          <w:i/>
-          <w:iCs/>
-          <w:color w:val="FF4400"/>
-          <w:sz w:val="24"/>
-          <w:szCs w:val="24"/>
-        </w:rPr>
-        <w:t>Кондак (г. 8):</w:t>
-      </w:r>
-      <w:r>
-        <w:rPr>
-          <w:rFonts w:ascii="Times New Roman" w:eastAsia="Times New Roman" w:hAnsi="Times New Roman" w:cs="Times New Roman"/>
-          <w:color w:val="000000"/>
-          <w:sz w:val="24"/>
-          <w:szCs w:val="24"/>
-        </w:rPr>
-        <w:t xml:space="preserve"> </w:t>
-      </w:r>
-      <w:r>
-        <w:rPr>
-          <w:rFonts w:ascii="Times New Roman" w:eastAsia="Times New Roman" w:hAnsi="Times New Roman" w:cs="Times New Roman"/>
-          <w:color w:val="000000"/>
-          <w:sz w:val="24"/>
-          <w:szCs w:val="24"/>
-          <w:lang w:val="en-US"/>
-        </w:rPr>
-        <w:t>Lorem ipsum</w:t>
-      </w:r>
-    </w:p>
-    <w:p>
-      <w:pPr>
-        <w:pStyle w:val="2"/>
+        </w:rPr>
+      </w:pPr>
+      <w:r>
+        <w:rPr>
+          <w:rFonts w:ascii="Times New Roman" w:eastAsia="Times New Roman" w:hAnsi="Times New Roman" w:cs="Times New Roman"/>
+          <w:i/>
+          <w:iCs/>
+          <w:color w:val="FF4400"/>
+          <w:sz w:val="24"/>
+          <w:szCs w:val="24"/>
+        </w:rPr>
+        <w:t xml:space="preserve">Кондак (г. 2): </w:t>
+      </w:r>
+      <w:r>
+        <w:rPr>
+          <w:rFonts w:ascii="Times New Roman" w:eastAsia="Times New Roman" w:hAnsi="Times New Roman" w:cs="Times New Roman"/>
+          <w:color w:val="000000"/>
+          <w:sz w:val="24"/>
+          <w:szCs w:val="24"/>
+        </w:rPr>
+        <w:t>Ра́дуватися мироно́сицям повелі́в Ти,* плач прама́тері Є́ви втихомири́в Ти воскресі́нням Твої́м, Хри́сте Бо́же,* апо́столам же Твої́м пропові́дувати повелі́в Ти:* Спас воскре́с із гро́бу.</w:t>
+      </w:r>
+    </w:p>
+    <w:p>
+      <w:pPr>
+        <w:pStyle w:val="Heading2"/>
         <w:rPr>
           <w:highlight w:val="white"/>
         </w:rPr>
       </w:pPr>
       <w:r>
-        <w:rPr>
-          <w:lang w:val="en-US"/>
-        </w:rPr>
         <w:t>22</w:t>
       </w:r>
       <w:r>
@@ -447,7 +403,6 @@
           <w:color w:val="FF4400"/>
           <w:sz w:val="24"/>
           <w:szCs w:val="24"/>
-          <w:lang w:val="en-US"/>
         </w:rPr>
         <w:t>2</w:t>
       </w:r>
@@ -481,51 +436,37 @@
           <w:color w:val="000000"/>
           <w:sz w:val="24"/>
           <w:szCs w:val="24"/>
-          <w:lang w:val="en-US"/>
-        </w:rPr>
-      </w:pPr>
-      <w:r>
-        <w:rPr>
-          <w:rFonts w:ascii="Times New Roman" w:eastAsia="Times New Roman" w:hAnsi="Times New Roman" w:cs="Times New Roman"/>
-          <w:i/>
-          <w:iCs/>
-          <w:color w:val="FF4400"/>
-          <w:sz w:val="24"/>
-          <w:szCs w:val="24"/>
-        </w:rPr>
-        <w:t>Кондак (г. 8):</w:t>
-      </w:r>
-      <w:r>
-        <w:rPr>
-          <w:rFonts w:ascii="Times New Roman" w:eastAsia="Times New Roman" w:hAnsi="Times New Roman" w:cs="Times New Roman"/>
-          <w:color w:val="000000"/>
-          <w:sz w:val="24"/>
-          <w:szCs w:val="24"/>
-        </w:rPr>
-        <w:t xml:space="preserve"> </w:t>
-      </w:r>
-      <w:r>
-        <w:rPr>
-          <w:rFonts w:ascii="Times New Roman" w:eastAsia="Times New Roman" w:hAnsi="Times New Roman" w:cs="Times New Roman"/>
-          <w:color w:val="000000"/>
-          <w:sz w:val="24"/>
-          <w:szCs w:val="24"/>
-          <w:lang w:val="en-US"/>
-        </w:rPr>
-        <w:t>Lorem ipsum</w:t>
-      </w:r>
-    </w:p>
-    <w:p>
-      <w:pPr>
-        <w:pStyle w:val="2"/>
+        </w:rPr>
+      </w:pPr>
+      <w:r>
+        <w:rPr>
+          <w:rFonts w:ascii="Times New Roman" w:eastAsia="Times New Roman" w:hAnsi="Times New Roman" w:cs="Times New Roman"/>
+          <w:i/>
+          <w:iCs/>
+          <w:color w:val="FF4400"/>
+          <w:sz w:val="24"/>
+          <w:szCs w:val="24"/>
+        </w:rPr>
+        <w:t xml:space="preserve">Кондак (г. 2): </w:t>
+      </w:r>
+      <w:r>
+        <w:rPr>
+          <w:rFonts w:ascii="Times New Roman" w:eastAsia="Times New Roman" w:hAnsi="Times New Roman" w:cs="Times New Roman"/>
+          <w:color w:val="000000"/>
+          <w:sz w:val="24"/>
+          <w:szCs w:val="24"/>
+        </w:rPr>
+        <w:t>Ра́дуватися мироно́сицям повелі́в Ти,* плач прама́тері Є́ви втихомири́в Ти воскресі́нням Твої́м, Хри́сте Бо́же,* апо́столам же Твої́м пропові́дувати повелі́в Ти:* Спас воскре́с із гро́бу.</w:t>
+      </w:r>
+    </w:p>
+    <w:p>
+      <w:pPr>
+        <w:pStyle w:val="Heading2"/>
         <w:rPr>
           <w:highlight w:val="white"/>
         </w:rPr>
       </w:pPr>
       <w:r>
-        <w:rPr>
-          <w:lang w:val="en-US"/>
-        </w:rPr>
         <w:t>23</w:t>
       </w:r>
       <w:r>
@@ -567,7 +508,6 @@
           <w:color w:val="FF4400"/>
           <w:sz w:val="24"/>
           <w:szCs w:val="24"/>
-          <w:lang w:val="en-US"/>
         </w:rPr>
         <w:t>2</w:t>
       </w:r>
@@ -601,51 +541,38 @@
           <w:color w:val="000000"/>
           <w:sz w:val="24"/>
           <w:szCs w:val="24"/>
-          <w:lang w:val="en-US"/>
-        </w:rPr>
-      </w:pPr>
-      <w:r>
-        <w:rPr>
-          <w:rFonts w:ascii="Times New Roman" w:eastAsia="Times New Roman" w:hAnsi="Times New Roman" w:cs="Times New Roman"/>
-          <w:i/>
-          <w:iCs/>
-          <w:color w:val="FF4400"/>
-          <w:sz w:val="24"/>
-          <w:szCs w:val="24"/>
-        </w:rPr>
-        <w:t>Кондак (г. 8):</w:t>
-      </w:r>
-      <w:r>
-        <w:rPr>
-          <w:rFonts w:ascii="Times New Roman" w:eastAsia="Times New Roman" w:hAnsi="Times New Roman" w:cs="Times New Roman"/>
-          <w:color w:val="000000"/>
-          <w:sz w:val="24"/>
-          <w:szCs w:val="24"/>
-        </w:rPr>
-        <w:t xml:space="preserve"> </w:t>
-      </w:r>
-      <w:r>
-        <w:rPr>
-          <w:rFonts w:ascii="Times New Roman" w:eastAsia="Times New Roman" w:hAnsi="Times New Roman" w:cs="Times New Roman"/>
-          <w:color w:val="000000"/>
-          <w:sz w:val="24"/>
-          <w:szCs w:val="24"/>
-          <w:lang w:val="en-US"/>
-        </w:rPr>
-        <w:t>Lorem ipsum</w:t>
-      </w:r>
-    </w:p>
-    <w:p>
-      <w:pPr>
-        <w:pStyle w:val="2"/>
+        </w:rPr>
+      </w:pPr>
+      <w:r>
+        <w:rPr>
+          <w:rFonts w:ascii="Times New Roman" w:eastAsia="Times New Roman" w:hAnsi="Times New Roman" w:cs="Times New Roman"/>
+          <w:i/>
+          <w:iCs/>
+          <w:color w:val="FF4400"/>
+          <w:sz w:val="24"/>
+          <w:szCs w:val="24"/>
+        </w:rPr>
+        <w:t xml:space="preserve">Кондак (г. 2): </w:t>
+      </w:r>
+      <w:r>
+        <w:rPr>
+          <w:rFonts w:ascii="Times New Roman" w:eastAsia="Times New Roman" w:hAnsi="Times New Roman" w:cs="Times New Roman"/>
+          <w:color w:val="000000"/>
+          <w:sz w:val="24"/>
+          <w:szCs w:val="24"/>
+        </w:rPr>
+        <w:t>Ра́дуватися мироно́сицям повелі́в Ти,* плач прама́тері Є́ви втихомири́в Ти воскресі́нням Твої́м, Хри́сте Бо́же,* апо́столам же Твої́м пропові́дувати повелі́в Ти:* Спас воскре́с із гро́бу.</w:t>
+      </w:r>
+    </w:p>
+    <w:p>
+      <w:pPr>
+        <w:pStyle w:val="Heading2"/>
         <w:rPr>
           <w:highlight w:val="white"/>
         </w:rPr>
       </w:pPr>
       <w:r>
-        <w:rPr>
-          <w:lang w:val="en-US"/>
-        </w:rPr>
+        <w:lastRenderedPageBreak/>
         <w:t>24</w:t>
       </w:r>
       <w:r>
@@ -687,7 +614,6 @@
           <w:color w:val="FF4400"/>
           <w:sz w:val="24"/>
           <w:szCs w:val="24"/>
-          <w:lang w:val="en-US"/>
         </w:rPr>
         <w:t>2</w:t>
       </w:r>
@@ -721,52 +647,37 @@
           <w:color w:val="000000"/>
           <w:sz w:val="24"/>
           <w:szCs w:val="24"/>
-          <w:lang w:val="en-US"/>
-        </w:rPr>
-      </w:pPr>
-      <w:r>
-        <w:rPr>
-          <w:rFonts w:ascii="Times New Roman" w:eastAsia="Times New Roman" w:hAnsi="Times New Roman" w:cs="Times New Roman"/>
-          <w:i/>
-          <w:iCs/>
-          <w:color w:val="FF4400"/>
-          <w:sz w:val="24"/>
-          <w:szCs w:val="24"/>
-        </w:rPr>
-        <w:t>Кондак (г. 8):</w:t>
-      </w:r>
-      <w:r>
-        <w:rPr>
-          <w:rFonts w:ascii="Times New Roman" w:eastAsia="Times New Roman" w:hAnsi="Times New Roman" w:cs="Times New Roman"/>
-          <w:color w:val="000000"/>
-          <w:sz w:val="24"/>
-          <w:szCs w:val="24"/>
-        </w:rPr>
-        <w:t xml:space="preserve"> </w:t>
-      </w:r>
-      <w:r>
-        <w:rPr>
-          <w:rFonts w:ascii="Times New Roman" w:eastAsia="Times New Roman" w:hAnsi="Times New Roman" w:cs="Times New Roman"/>
-          <w:color w:val="000000"/>
-          <w:sz w:val="24"/>
-          <w:szCs w:val="24"/>
-          <w:lang w:val="en-US"/>
-        </w:rPr>
-        <w:t>Lorem ipsum</w:t>
-      </w:r>
-    </w:p>
-    <w:p>
-      <w:pPr>
-        <w:pStyle w:val="2"/>
+        </w:rPr>
+      </w:pPr>
+      <w:r>
+        <w:rPr>
+          <w:rFonts w:ascii="Times New Roman" w:eastAsia="Times New Roman" w:hAnsi="Times New Roman" w:cs="Times New Roman"/>
+          <w:i/>
+          <w:iCs/>
+          <w:color w:val="FF4400"/>
+          <w:sz w:val="24"/>
+          <w:szCs w:val="24"/>
+        </w:rPr>
+        <w:t xml:space="preserve">Кондак (г. 2): </w:t>
+      </w:r>
+      <w:r>
+        <w:rPr>
+          <w:rFonts w:ascii="Times New Roman" w:eastAsia="Times New Roman" w:hAnsi="Times New Roman" w:cs="Times New Roman"/>
+          <w:color w:val="000000"/>
+          <w:sz w:val="24"/>
+          <w:szCs w:val="24"/>
+        </w:rPr>
+        <w:t>Ра́дуватися мироно́сицям повелі́в Ти,* плач прама́тері Є́ви втихомири́в Ти воскресі́нням Твої́м, Хри́сте Бо́же,* апо́столам же Твої́м пропові́дувати повелі́в Ти:* Спас воскре́с із гро́бу.</w:t>
+      </w:r>
+    </w:p>
+    <w:p>
+      <w:pPr>
+        <w:pStyle w:val="Heading2"/>
         <w:rPr>
           <w:highlight w:val="white"/>
         </w:rPr>
       </w:pPr>
       <w:r>
-        <w:rPr>
-          <w:lang w:val="en-US"/>
-        </w:rPr>
-        <w:lastRenderedPageBreak/>
         <w:t>25</w:t>
       </w:r>
       <w:r>
@@ -808,7 +719,6 @@
           <w:color w:val="FF4400"/>
           <w:sz w:val="24"/>
           <w:szCs w:val="24"/>
-          <w:lang w:val="en-US"/>
         </w:rPr>
         <w:t>2</w:t>
       </w:r>
@@ -842,38 +752,27 @@
           <w:color w:val="000000"/>
           <w:sz w:val="24"/>
           <w:szCs w:val="24"/>
-          <w:lang w:val="en-US"/>
-        </w:rPr>
-      </w:pPr>
-      <w:r>
-        <w:rPr>
-          <w:rFonts w:ascii="Times New Roman" w:eastAsia="Times New Roman" w:hAnsi="Times New Roman" w:cs="Times New Roman"/>
-          <w:i/>
-          <w:iCs/>
-          <w:color w:val="FF4400"/>
-          <w:sz w:val="24"/>
-          <w:szCs w:val="24"/>
-        </w:rPr>
-        <w:t>Кондак (г. 8):</w:t>
-      </w:r>
-      <w:r>
-        <w:rPr>
-          <w:rFonts w:ascii="Times New Roman" w:eastAsia="Times New Roman" w:hAnsi="Times New Roman" w:cs="Times New Roman"/>
-          <w:color w:val="000000"/>
-          <w:sz w:val="24"/>
-          <w:szCs w:val="24"/>
-        </w:rPr>
-        <w:t xml:space="preserve"> </w:t>
-      </w:r>
-      <w:r>
-        <w:rPr>
-          <w:rFonts w:ascii="Times New Roman" w:eastAsia="Times New Roman" w:hAnsi="Times New Roman" w:cs="Times New Roman"/>
-          <w:color w:val="000000"/>
-          <w:sz w:val="24"/>
-          <w:szCs w:val="24"/>
-          <w:lang w:val="en-US"/>
-        </w:rPr>
-        <w:t>Lorem ipsum</w:t>
+        </w:rPr>
+      </w:pPr>
+      <w:r>
+        <w:rPr>
+          <w:rFonts w:ascii="Times New Roman" w:eastAsia="Times New Roman" w:hAnsi="Times New Roman" w:cs="Times New Roman"/>
+          <w:i/>
+          <w:iCs/>
+          <w:color w:val="FF4400"/>
+          <w:sz w:val="24"/>
+          <w:szCs w:val="24"/>
+        </w:rPr>
+        <w:t xml:space="preserve">Кондак (г. 2): </w:t>
+      </w:r>
+      <w:r>
+        <w:rPr>
+          <w:rFonts w:ascii="Times New Roman" w:eastAsia="Times New Roman" w:hAnsi="Times New Roman" w:cs="Times New Roman"/>
+          <w:color w:val="000000"/>
+          <w:sz w:val="24"/>
+          <w:szCs w:val="24"/>
+        </w:rPr>
+        <w:t>Ра́дуватися мироно́сицям повелі́в Ти,* плач прама́тері Є́ви втихомири́в Ти воскресі́нням Твої́м, Хри́сте Бо́же,* апо́столам же Твої́м пропові́дувати повелі́в Ти:* Спас воскре́с із гро́бу.</w:t>
       </w:r>
     </w:p>
     <w:p>
@@ -1295,14 +1194,14 @@
     <w:lsdException w:name="Unresolved Mention" w:semiHidden="1" w:unhideWhenUsed="1"/>
     <w:lsdException w:name="Smart Link" w:semiHidden="1" w:unhideWhenUsed="1"/>
   </w:latentStyles>
-  <w:style w:type="paragraph" w:default="1" w:styleId="a">
+  <w:style w:type="paragraph" w:default="1" w:styleId="Normal">
     <w:name w:val="Normal"/>
     <w:qFormat/>
   </w:style>
-  <w:style w:type="paragraph" w:styleId="1">
+  <w:style w:type="paragraph" w:styleId="Heading1">
     <w:name w:val="heading 1"/>
-    <w:basedOn w:val="a"/>
-    <w:next w:val="a"/>
+    <w:basedOn w:val="Normal"/>
+    <w:next w:val="Normal"/>
     <w:uiPriority w:val="9"/>
     <w:qFormat/>
     <w:pPr>
@@ -1317,10 +1216,10 @@
       <w:szCs w:val="48"/>
     </w:rPr>
   </w:style>
-  <w:style w:type="paragraph" w:styleId="2">
+  <w:style w:type="paragraph" w:styleId="Heading2">
     <w:name w:val="heading 2"/>
-    <w:basedOn w:val="a"/>
-    <w:next w:val="a"/>
+    <w:basedOn w:val="Normal"/>
+    <w:next w:val="Normal"/>
     <w:uiPriority w:val="9"/>
     <w:unhideWhenUsed/>
     <w:qFormat/>
@@ -1336,10 +1235,10 @@
       <w:szCs w:val="36"/>
     </w:rPr>
   </w:style>
-  <w:style w:type="paragraph" w:styleId="3">
+  <w:style w:type="paragraph" w:styleId="Heading3">
     <w:name w:val="heading 3"/>
-    <w:basedOn w:val="a"/>
-    <w:next w:val="a"/>
+    <w:basedOn w:val="Normal"/>
+    <w:next w:val="Normal"/>
     <w:uiPriority w:val="9"/>
     <w:unhideWhenUsed/>
     <w:qFormat/>
@@ -1355,10 +1254,10 @@
       <w:szCs w:val="28"/>
     </w:rPr>
   </w:style>
-  <w:style w:type="paragraph" w:styleId="4">
+  <w:style w:type="paragraph" w:styleId="Heading4">
     <w:name w:val="heading 4"/>
-    <w:basedOn w:val="a"/>
-    <w:next w:val="a"/>
+    <w:basedOn w:val="Normal"/>
+    <w:next w:val="Normal"/>
     <w:uiPriority w:val="9"/>
     <w:semiHidden/>
     <w:unhideWhenUsed/>
@@ -1375,10 +1274,10 @@
       <w:szCs w:val="24"/>
     </w:rPr>
   </w:style>
-  <w:style w:type="paragraph" w:styleId="5">
+  <w:style w:type="paragraph" w:styleId="Heading5">
     <w:name w:val="heading 5"/>
-    <w:basedOn w:val="a"/>
-    <w:next w:val="a"/>
+    <w:basedOn w:val="Normal"/>
+    <w:next w:val="Normal"/>
     <w:uiPriority w:val="9"/>
     <w:semiHidden/>
     <w:unhideWhenUsed/>
@@ -1395,10 +1294,10 @@
       <w:szCs w:val="22"/>
     </w:rPr>
   </w:style>
-  <w:style w:type="paragraph" w:styleId="6">
+  <w:style w:type="paragraph" w:styleId="Heading6">
     <w:name w:val="heading 6"/>
-    <w:basedOn w:val="a"/>
-    <w:next w:val="a"/>
+    <w:basedOn w:val="Normal"/>
+    <w:next w:val="Normal"/>
     <w:uiPriority w:val="9"/>
     <w:semiHidden/>
     <w:unhideWhenUsed/>
@@ -1413,13 +1312,13 @@
       <w:b/>
     </w:rPr>
   </w:style>
-  <w:style w:type="character" w:default="1" w:styleId="a0">
+  <w:style w:type="character" w:default="1" w:styleId="DefaultParagraphFont">
     <w:name w:val="Default Paragraph Font"/>
     <w:uiPriority w:val="1"/>
     <w:semiHidden/>
     <w:unhideWhenUsed/>
   </w:style>
-  <w:style w:type="table" w:default="1" w:styleId="a1">
+  <w:style w:type="table" w:default="1" w:styleId="TableNormal">
     <w:name w:val="Normal Table"/>
     <w:uiPriority w:val="99"/>
     <w:semiHidden/>
@@ -1434,7 +1333,7 @@
       </w:tblCellMar>
     </w:tblPr>
   </w:style>
-  <w:style w:type="numbering" w:default="1" w:styleId="a2">
+  <w:style w:type="numbering" w:default="1" w:styleId="NoList">
     <w:name w:val="No List"/>
     <w:uiPriority w:val="99"/>
     <w:semiHidden/>
@@ -1451,10 +1350,10 @@
       </w:tblCellMar>
     </w:tblPr>
   </w:style>
-  <w:style w:type="paragraph" w:styleId="a3">
+  <w:style w:type="paragraph" w:styleId="Title">
     <w:name w:val="Title"/>
-    <w:basedOn w:val="a"/>
-    <w:next w:val="a"/>
+    <w:basedOn w:val="Normal"/>
+    <w:next w:val="Normal"/>
     <w:uiPriority w:val="10"/>
     <w:qFormat/>
     <w:pPr>
@@ -1468,10 +1367,10 @@
       <w:szCs w:val="72"/>
     </w:rPr>
   </w:style>
-  <w:style w:type="paragraph" w:styleId="a4">
+  <w:style w:type="paragraph" w:styleId="Subtitle">
     <w:name w:val="Subtitle"/>
-    <w:basedOn w:val="a"/>
-    <w:next w:val="a"/>
+    <w:basedOn w:val="Normal"/>
+    <w:next w:val="Normal"/>
     <w:uiPriority w:val="11"/>
     <w:qFormat/>
     <w:pPr>
@@ -1487,9 +1386,9 @@
       <w:szCs w:val="48"/>
     </w:rPr>
   </w:style>
-  <w:style w:type="paragraph" w:styleId="a5">
+  <w:style w:type="paragraph" w:styleId="NormalWeb">
     <w:name w:val="Normal (Web)"/>
-    <w:basedOn w:val="a"/>
+    <w:basedOn w:val="Normal"/>
     <w:uiPriority w:val="99"/>
     <w:semiHidden/>
     <w:unhideWhenUsed/>
